--- a/resources/templates/2预算执行通知书.docx
+++ b/resources/templates/2预算执行通知书.docx
@@ -29,213 +29,6 @@
     </w:p>
     <w:p>
       <w:pPr>
-        <w:keepNext w:val="0"/>
-        <w:keepLines w:val="0"/>
-        <w:pageBreakBefore w:val="0"/>
-        <w:widowControl w:val="0"/>
-        <w:kinsoku/>
-        <w:wordWrap/>
-        <w:overflowPunct/>
-        <w:topLinePunct w:val="0"/>
-        <w:autoSpaceDE/>
-        <w:autoSpaceDN/>
-        <w:bidi w:val="0"/>
-        <w:adjustRightInd w:val="0"/>
-        <w:snapToGrid w:val="0"/>
-        <w:spacing w:line="560" w:lineRule="exact"/>
-        <w:jc w:val="center"/>
-        <w:textAlignment w:val="auto"/>
-        <w:rPr>
-          <w:rFonts w:hint="default" w:ascii="Times New Roman" w:hAnsi="Times New Roman" w:eastAsia="长城大标宋体" w:cs="Times New Roman"/>
-          <w:color w:val="FF0000"/>
-          <w:spacing w:val="30"/>
-          <w:sz w:val="40"/>
-        </w:rPr>
-      </w:pPr>
-      <w:r>
-        <w:rPr>
-          <w:rFonts w:hint="default" w:ascii="Times New Roman" w:hAnsi="Times New Roman" w:eastAsia="长城大标宋体" w:cs="Times New Roman"/>
-          <w:color w:val="FF0000"/>
-          <w:spacing w:val="30"/>
-          <w:sz w:val="40"/>
-        </w:rPr>
-        <w:t>****</w:t>
-      </w:r>
-      <w:r>
-        <w:rPr>
-          <w:rFonts w:hint="default" w:ascii="Times New Roman" w:hAnsi="Times New Roman" w:eastAsia="长城大标宋体" w:cs="Times New Roman"/>
-          <w:i/>
-          <w:iCs/>
-          <w:color w:val="FF0000"/>
-          <w:spacing w:val="30"/>
-          <w:sz w:val="40"/>
-        </w:rPr>
-        <w:t>（审计机关全称）</w:t>
-      </w:r>
-    </w:p>
-    <w:p>
-      <w:pPr>
-        <w:spacing w:line="560" w:lineRule="atLeast"/>
-        <w:jc w:val="left"/>
-        <w:rPr>
-          <w:rFonts w:hint="eastAsia" w:ascii="仿宋_GB2312" w:eastAsia="长城大标宋体"/>
-          <w:color w:val="FF0000"/>
-          <w:sz w:val="30"/>
-        </w:rPr>
-      </w:pPr>
-    </w:p>
-    <w:p>
-      <w:pPr>
-        <w:keepNext w:val="0"/>
-        <w:keepLines w:val="0"/>
-        <w:pageBreakBefore w:val="0"/>
-        <w:widowControl w:val="0"/>
-        <w:kinsoku/>
-        <w:wordWrap/>
-        <w:overflowPunct/>
-        <w:topLinePunct w:val="0"/>
-        <w:autoSpaceDE/>
-        <w:autoSpaceDN/>
-        <w:bidi w:val="0"/>
-        <w:adjustRightInd w:val="0"/>
-        <w:snapToGrid w:val="0"/>
-        <w:spacing w:line="500" w:lineRule="atLeast"/>
-        <w:jc w:val="center"/>
-        <w:textAlignment w:val="auto"/>
-        <w:rPr>
-          <w:rFonts w:hint="default" w:ascii="Times New Roman" w:hAnsi="Times New Roman" w:eastAsia="长城大标宋体" w:cs="Times New Roman"/>
-          <w:color w:val="FF0000"/>
-          <w:spacing w:val="60"/>
-          <w:sz w:val="68"/>
-        </w:rPr>
-      </w:pPr>
-      <w:r>
-        <w:rPr>
-          <w:rFonts w:hint="default" w:ascii="Times New Roman" w:hAnsi="Times New Roman" w:eastAsia="长城大标宋体" w:cs="Times New Roman"/>
-          <w:color w:val="FF0000"/>
-          <w:spacing w:val="60"/>
-          <w:sz w:val="68"/>
-          <w:szCs w:val="68"/>
-        </w:rPr>
-        <w:t>审 计 通 知 书</w:t>
-      </w:r>
-    </w:p>
-    <w:p>
-      <w:pPr>
-        <w:keepNext w:val="0"/>
-        <w:keepLines w:val="0"/>
-        <w:pageBreakBefore w:val="0"/>
-        <w:widowControl w:val="0"/>
-        <w:pBdr>
-          <w:top w:val="none" w:color="auto" w:sz="0" w:space="1"/>
-          <w:left w:val="none" w:color="auto" w:sz="0" w:space="4"/>
-          <w:bottom w:val="none" w:color="auto" w:sz="0" w:space="1"/>
-          <w:right w:val="none" w:color="auto" w:sz="0" w:space="4"/>
-          <w:between w:val="none" w:color="auto" w:sz="0" w:space="0"/>
-        </w:pBdr>
-        <w:kinsoku/>
-        <w:wordWrap/>
-        <w:overflowPunct/>
-        <w:topLinePunct w:val="0"/>
-        <w:autoSpaceDE/>
-        <w:autoSpaceDN/>
-        <w:bidi w:val="0"/>
-        <w:adjustRightInd w:val="0"/>
-        <w:snapToGrid w:val="0"/>
-        <w:spacing w:line="660" w:lineRule="atLeast"/>
-        <w:jc w:val="both"/>
-        <w:textAlignment w:val="auto"/>
-        <w:rPr>
-          <w:rFonts w:ascii="Times New Roman" w:hAnsi="Times New Roman" w:cs="Times New Roman"/>
-          <w:color w:val="auto"/>
-          <w:sz w:val="32"/>
-        </w:rPr>
-      </w:pPr>
-    </w:p>
-    <w:p>
-      <w:pPr>
-        <w:pBdr>
-          <w:bottom w:val="single" w:color="FF0000" w:sz="18" w:space="8"/>
-        </w:pBdr>
-        <w:jc w:val="center"/>
-        <w:rPr>
-          <w:rFonts w:hint="default" w:ascii="Times New Roman" w:hAnsi="Times New Roman" w:eastAsia="仿宋_GB2312" w:cs="Times New Roman"/>
-          <w:color w:val="auto"/>
-          <w:sz w:val="32"/>
-        </w:rPr>
-      </w:pPr>
-      <w:r>
-        <w:rPr>
-          <w:rFonts w:hint="default" w:ascii="Times New Roman" w:hAnsi="Times New Roman" w:eastAsia="仿宋_GB2312" w:cs="Times New Roman"/>
-          <w:color w:val="auto"/>
-          <w:sz w:val="32"/>
-          <w:szCs w:val="32"/>
-        </w:rPr>
-        <w:t>*</w:t>
-      </w:r>
-      <w:r>
-        <w:rPr>
-          <w:rFonts w:hint="default" w:ascii="Times New Roman" w:hAnsi="Times New Roman" w:eastAsia="仿宋_GB2312" w:cs="Times New Roman"/>
-          <w:color w:val="auto"/>
-          <w:sz w:val="32"/>
-          <w:lang w:eastAsia="zh-CN"/>
-        </w:rPr>
-        <w:t>审</w:t>
-      </w:r>
-      <w:r>
-        <w:rPr>
-          <w:rFonts w:hint="default" w:ascii="Times New Roman" w:hAnsi="Times New Roman" w:eastAsia="仿宋_GB2312" w:cs="Times New Roman"/>
-          <w:color w:val="auto"/>
-          <w:sz w:val="32"/>
-          <w:szCs w:val="32"/>
-        </w:rPr>
-        <w:t>*</w:t>
-      </w:r>
-      <w:r>
-        <w:rPr>
-          <w:rFonts w:hint="default" w:ascii="Times New Roman" w:hAnsi="Times New Roman" w:eastAsia="仿宋_GB2312" w:cs="Times New Roman"/>
-          <w:color w:val="auto"/>
-          <w:sz w:val="32"/>
-        </w:rPr>
-        <w:t>通〔20</w:t>
-      </w:r>
-      <w:r>
-        <w:rPr>
-          <w:rFonts w:hint="default" w:ascii="Times New Roman" w:hAnsi="Times New Roman" w:eastAsia="仿宋_GB2312" w:cs="Times New Roman"/>
-          <w:color w:val="auto"/>
-          <w:sz w:val="32"/>
-          <w:szCs w:val="32"/>
-        </w:rPr>
-        <w:t>**</w:t>
-      </w:r>
-      <w:r>
-        <w:rPr>
-          <w:rFonts w:hint="default" w:ascii="Times New Roman" w:hAnsi="Times New Roman" w:eastAsia="仿宋_GB2312" w:cs="Times New Roman"/>
-          <w:color w:val="auto"/>
-          <w:sz w:val="32"/>
-        </w:rPr>
-        <w:t>〕</w:t>
-      </w:r>
-      <w:r>
-        <w:rPr>
-          <w:rFonts w:hint="default" w:ascii="Times New Roman" w:hAnsi="Times New Roman" w:eastAsia="仿宋_GB2312" w:cs="Times New Roman"/>
-          <w:color w:val="auto"/>
-          <w:sz w:val="32"/>
-          <w:szCs w:val="32"/>
-        </w:rPr>
-        <w:t>**</w:t>
-      </w:r>
-      <w:r>
-        <w:rPr>
-          <w:rFonts w:hint="default" w:ascii="Times New Roman" w:hAnsi="Times New Roman" w:eastAsia="仿宋_GB2312" w:cs="Times New Roman"/>
-          <w:color w:val="auto"/>
-          <w:sz w:val="32"/>
-        </w:rPr>
-        <w:t>号</w:t>
-      </w:r>
-    </w:p>
-    <w:p>
-      <w:pPr>
         <w:pStyle w:val="6"/>
         <w:keepNext w:val="0"/>
         <w:keepLines w:val="0"/>
@@ -251,36 +44,22 @@
         <w:adjustRightInd w:val="0"/>
         <w:snapToGrid w:val="0"/>
         <w:spacing w:line="579" w:lineRule="exact"/>
+        <w:jc w:val="center"/>
         <w:textAlignment w:val="auto"/>
         <w:rPr>
           <w:rFonts w:hint="default" w:ascii="Times New Roman" w:hAnsi="Times New Roman" w:cs="Times New Roman"/>
           <w:color w:val="auto"/>
         </w:rPr>
       </w:pPr>
-    </w:p>
-    <w:p>
-      <w:pPr>
-        <w:pStyle w:val="6"/>
-        <w:keepNext w:val="0"/>
-        <w:keepLines w:val="0"/>
-        <w:pageBreakBefore w:val="0"/>
-        <w:widowControl w:val="0"/>
-        <w:kinsoku/>
-        <w:wordWrap/>
-        <w:overflowPunct/>
-        <w:topLinePunct w:val="0"/>
-        <w:autoSpaceDE/>
-        <w:autoSpaceDN/>
-        <w:bidi w:val="0"/>
-        <w:adjustRightInd w:val="0"/>
-        <w:snapToGrid w:val="0"/>
-        <w:spacing w:line="579" w:lineRule="exact"/>
-        <w:textAlignment w:val="auto"/>
+      <w:bookmarkStart w:id="0" w:name="_GoBack"/>
+      <w:bookmarkEnd w:id="0"/>
+      <w:r>
         <w:rPr>
           <w:rFonts w:hint="default" w:ascii="Times New Roman" w:hAnsi="Times New Roman" w:cs="Times New Roman"/>
           <w:color w:val="auto"/>
         </w:rPr>
-      </w:pPr>
+        <w:t>*审*通〔20**〕**号</w:t>
+      </w:r>
     </w:p>
     <w:p>
       <w:pPr>
@@ -1068,8 +847,6 @@
         <w:snapToGrid/>
         <w:textAlignment w:val="auto"/>
       </w:pPr>
-      <w:bookmarkStart w:id="0" w:name="_GoBack"/>
-      <w:bookmarkEnd w:id="0"/>
     </w:p>
     <w:sectPr>
       <w:pgSz w:w="11906" w:h="16838"/>
@@ -1773,21 +1550,4 @@
   </a:themeElements>
   <a:objectDefaults/>
 </a:theme>
-</file>
-
-<file path=customXml/item1.xml><?xml version="1.0" encoding="utf-8"?>
-<s:customData xmlns="http://www.wps.cn/officeDocument/2013/wpsCustomData" xmlns:s="http://www.wps.cn/officeDocument/2013/wpsCustomData">
-  <customSectProps>
-    <customSectPr/>
-    <customSectPr/>
-  </customSectProps>
-</s:customData>
-</file>
-
-<file path=customXml/itemProps1.xml><?xml version="1.0" encoding="utf-8"?>
-<ds:datastoreItem xmlns:ds="http://schemas.openxmlformats.org/officeDocument/2006/customXml" ds:itemID="{B1977F7D-205B-4081-913C-38D41E755F92}">
-  <ds:schemaRefs>
-    <ds:schemaRef ds:uri="http://www.wps.cn/officeDocument/2013/wpsCustomData"/>
-  </ds:schemaRefs>
-</ds:datastoreItem>
 </file>